--- a/dokumentacja.docx
+++ b/dokumentacja.docx
@@ -19,27 +19,7 @@
           <w:sz w:val="72"/>
           <w:szCs w:val="72"/>
         </w:rPr>
-        <w:t>„</w:t>
-      </w:r>
-      <w:proofErr w:type="spellStart"/>
-      <w:r>
-        <w:rPr>
-          <w:i/>
-          <w:iCs/>
-          <w:sz w:val="72"/>
-          <w:szCs w:val="72"/>
-        </w:rPr>
-        <w:t>Doom</w:t>
-      </w:r>
-      <w:proofErr w:type="spellEnd"/>
-      <w:r>
-        <w:rPr>
-          <w:i/>
-          <w:iCs/>
-          <w:sz w:val="72"/>
-          <w:szCs w:val="72"/>
-        </w:rPr>
-        <w:t>”</w:t>
+        <w:t>„Doom”</w:t>
       </w:r>
     </w:p>
     <w:p>
@@ -63,7 +43,14 @@
           <w:sz w:val="40"/>
           <w:szCs w:val="40"/>
         </w:rPr>
-        <w:t>8.06.2026 (dzień pierwszy)</w:t>
+        <w:t>10</w:t>
+      </w:r>
+      <w:r>
+        <w:rPr>
+          <w:sz w:val="40"/>
+          <w:szCs w:val="40"/>
+        </w:rPr>
+        <w:t xml:space="preserve">.06.2026 </w:t>
       </w:r>
     </w:p>
     <w:p>
@@ -73,6 +60,141 @@
           <w:szCs w:val="40"/>
         </w:rPr>
       </w:pPr>
+      <w:r>
+        <w:rPr>
+          <w:sz w:val="40"/>
+          <w:szCs w:val="40"/>
+        </w:rPr>
+        <w:t>Utworzenie pliku cpp, a w nim kilku zmiennych, pętli pobierającej status klawiszy i kawałka mapy z jedynie ścianami na granicy.</w:t>
+      </w:r>
+    </w:p>
+    <w:p>
+      <w:pPr>
+        <w:rPr>
+          <w:sz w:val="40"/>
+          <w:szCs w:val="40"/>
+        </w:rPr>
+      </w:pPr>
+    </w:p>
+    <w:p>
+      <w:pPr>
+        <w:rPr>
+          <w:sz w:val="40"/>
+          <w:szCs w:val="40"/>
+        </w:rPr>
+      </w:pPr>
+      <w:r>
+        <w:rPr>
+          <w:sz w:val="40"/>
+          <w:szCs w:val="40"/>
+        </w:rPr>
+        <w:t>11.06.2026</w:t>
+      </w:r>
+    </w:p>
+    <w:p>
+      <w:pPr>
+        <w:rPr>
+          <w:sz w:val="40"/>
+          <w:szCs w:val="40"/>
+        </w:rPr>
+      </w:pPr>
+      <w:r>
+        <w:rPr>
+          <w:sz w:val="40"/>
+          <w:szCs w:val="40"/>
+        </w:rPr>
+        <w:t xml:space="preserve">Początki funkcji ruchu gracza i testowe wyświetlanie tablicy. </w:t>
+      </w:r>
+      <w:r>
+        <w:rPr>
+          <w:sz w:val="40"/>
+          <w:szCs w:val="40"/>
+        </w:rPr>
+        <w:t>Dodano wyłączanie niewciśniętych klawiszy.</w:t>
+      </w:r>
+    </w:p>
+    <w:p>
+      <w:pPr>
+        <w:rPr>
+          <w:sz w:val="40"/>
+          <w:szCs w:val="40"/>
+        </w:rPr>
+      </w:pPr>
+    </w:p>
+    <w:p>
+      <w:pPr>
+        <w:rPr>
+          <w:sz w:val="40"/>
+          <w:szCs w:val="40"/>
+        </w:rPr>
+      </w:pPr>
+      <w:r>
+        <w:rPr>
+          <w:sz w:val="40"/>
+          <w:szCs w:val="40"/>
+        </w:rPr>
+        <w:t>12.06.2026</w:t>
+      </w:r>
+    </w:p>
+    <w:p>
+      <w:pPr>
+        <w:rPr>
+          <w:sz w:val="40"/>
+          <w:szCs w:val="40"/>
+        </w:rPr>
+      </w:pPr>
+      <w:r>
+        <w:rPr>
+          <w:sz w:val="40"/>
+          <w:szCs w:val="40"/>
+        </w:rPr>
+        <w:t>Dokończenie ruchu gracza i sprawdzenie jego poprawności.</w:t>
+      </w:r>
+    </w:p>
+    <w:p>
+      <w:pPr>
+        <w:rPr>
+          <w:sz w:val="40"/>
+          <w:szCs w:val="40"/>
+        </w:rPr>
+      </w:pPr>
+    </w:p>
+    <w:p>
+      <w:pPr>
+        <w:rPr>
+          <w:sz w:val="40"/>
+          <w:szCs w:val="40"/>
+        </w:rPr>
+      </w:pPr>
+      <w:r>
+        <w:rPr>
+          <w:sz w:val="40"/>
+          <w:szCs w:val="40"/>
+        </w:rPr>
+        <w:t>13.06.2026</w:t>
+      </w:r>
+    </w:p>
+    <w:p>
+      <w:pPr>
+        <w:rPr>
+          <w:sz w:val="40"/>
+          <w:szCs w:val="40"/>
+        </w:rPr>
+      </w:pPr>
+      <w:r>
+        <w:rPr>
+          <w:sz w:val="40"/>
+          <w:szCs w:val="40"/>
+        </w:rPr>
+        <w:t xml:space="preserve">Stworzenie testowego programu do sprawdzania pozycji punktu względem gracza, kąta </w:t>
+      </w:r>
+      <w:r>
+        <w:rPr>
+          <w:sz w:val="40"/>
+          <w:szCs w:val="40"/>
+        </w:rPr>
+        <w:t>pod jakim go widzi i odległości od niego.</w:t>
+      </w:r>
     </w:p>
     <w:sectPr>
       <w:pgSz w:w="11906" w:h="16838"/>

--- a/dokumentacja.docx
+++ b/dokumentacja.docx
@@ -19,12 +19,84 @@
           <w:sz w:val="72"/>
           <w:szCs w:val="72"/>
         </w:rPr>
-        <w:t>„Doom”</w:t>
+        <w:t>„</w:t>
+      </w:r>
+      <w:proofErr w:type="spellStart"/>
+      <w:r>
+        <w:rPr>
+          <w:i/>
+          <w:iCs/>
+          <w:sz w:val="72"/>
+          <w:szCs w:val="72"/>
+        </w:rPr>
+        <w:t>Doom</w:t>
+      </w:r>
+      <w:proofErr w:type="spellEnd"/>
+      <w:r>
+        <w:rPr>
+          <w:i/>
+          <w:iCs/>
+          <w:sz w:val="72"/>
+          <w:szCs w:val="72"/>
+        </w:rPr>
+        <w:t>”</w:t>
       </w:r>
     </w:p>
     <w:p>
       <w:pPr>
-        <w:jc w:val="center"/>
+        <w:rPr>
+          <w:sz w:val="40"/>
+          <w:szCs w:val="40"/>
+        </w:rPr>
+      </w:pPr>
+      <w:r>
+        <w:rPr>
+          <w:sz w:val="40"/>
+          <w:szCs w:val="40"/>
+        </w:rPr>
+        <w:t>10</w:t>
+      </w:r>
+      <w:r>
+        <w:rPr>
+          <w:sz w:val="40"/>
+          <w:szCs w:val="40"/>
+        </w:rPr>
+        <w:t xml:space="preserve">.06.2026 </w:t>
+      </w:r>
+    </w:p>
+    <w:p>
+      <w:pPr>
+        <w:rPr>
+          <w:sz w:val="40"/>
+          <w:szCs w:val="40"/>
+        </w:rPr>
+      </w:pPr>
+      <w:r>
+        <w:rPr>
+          <w:sz w:val="40"/>
+          <w:szCs w:val="40"/>
+        </w:rPr>
+        <w:t xml:space="preserve">Utworzenie pliku </w:t>
+      </w:r>
+      <w:proofErr w:type="spellStart"/>
+      <w:r>
+        <w:rPr>
+          <w:sz w:val="40"/>
+          <w:szCs w:val="40"/>
+        </w:rPr>
+        <w:t>cpp</w:t>
+      </w:r>
+      <w:proofErr w:type="spellEnd"/>
+      <w:r>
+        <w:rPr>
+          <w:sz w:val="40"/>
+          <w:szCs w:val="40"/>
+        </w:rPr>
+        <w:t>, a w nim kilku zmiennych, pętli pobierającej status klawiszy i kawałka mapy z jedynie ścianami na granicy.</w:t>
+      </w:r>
+    </w:p>
+    <w:p>
+      <w:pPr>
         <w:rPr>
           <w:sz w:val="40"/>
           <w:szCs w:val="40"/>
@@ -43,14 +115,7 @@
           <w:sz w:val="40"/>
           <w:szCs w:val="40"/>
         </w:rPr>
-        <w:t>10</w:t>
-      </w:r>
-      <w:r>
-        <w:rPr>
-          <w:sz w:val="40"/>
-          <w:szCs w:val="40"/>
-        </w:rPr>
-        <w:t xml:space="preserve">.06.2026 </w:t>
+        <w:t>11.06.2026</w:t>
       </w:r>
     </w:p>
     <w:p>
@@ -65,7 +130,14 @@
           <w:sz w:val="40"/>
           <w:szCs w:val="40"/>
         </w:rPr>
-        <w:t>Utworzenie pliku cpp, a w nim kilku zmiennych, pętli pobierającej status klawiszy i kawałka mapy z jedynie ścianami na granicy.</w:t>
+        <w:t xml:space="preserve">Początki funkcji ruchu gracza i testowe wyświetlanie tablicy. </w:t>
+      </w:r>
+      <w:r>
+        <w:rPr>
+          <w:sz w:val="40"/>
+          <w:szCs w:val="40"/>
+        </w:rPr>
+        <w:t>Dodano wyłączanie niewciśniętych klawiszy.</w:t>
       </w:r>
     </w:p>
     <w:p>
@@ -88,7 +160,7 @@
           <w:sz w:val="40"/>
           <w:szCs w:val="40"/>
         </w:rPr>
-        <w:t>11.06.2026</w:t>
+        <w:t>12.06.2026</w:t>
       </w:r>
     </w:p>
     <w:p>
@@ -103,14 +175,7 @@
           <w:sz w:val="40"/>
           <w:szCs w:val="40"/>
         </w:rPr>
-        <w:t xml:space="preserve">Początki funkcji ruchu gracza i testowe wyświetlanie tablicy. </w:t>
-      </w:r>
-      <w:r>
-        <w:rPr>
-          <w:sz w:val="40"/>
-          <w:szCs w:val="40"/>
-        </w:rPr>
-        <w:t>Dodano wyłączanie niewciśniętych klawiszy.</w:t>
+        <w:t>Dokończenie ruchu gracza i sprawdzenie jego poprawności.</w:t>
       </w:r>
     </w:p>
     <w:p>
@@ -133,7 +198,7 @@
           <w:sz w:val="40"/>
           <w:szCs w:val="40"/>
         </w:rPr>
-        <w:t>12.06.2026</w:t>
+        <w:t>13.06.2026</w:t>
       </w:r>
     </w:p>
     <w:p>
@@ -148,7 +213,14 @@
           <w:sz w:val="40"/>
           <w:szCs w:val="40"/>
         </w:rPr>
-        <w:t>Dokończenie ruchu gracza i sprawdzenie jego poprawności.</w:t>
+        <w:t xml:space="preserve">Stworzenie testowego programu do sprawdzania pozycji punktu względem gracza, kąta </w:t>
+      </w:r>
+      <w:r>
+        <w:rPr>
+          <w:sz w:val="40"/>
+          <w:szCs w:val="40"/>
+        </w:rPr>
+        <w:t>pod jakim go widzi i odległości od niego.</w:t>
       </w:r>
     </w:p>
     <w:p>
@@ -171,7 +243,7 @@
           <w:sz w:val="40"/>
           <w:szCs w:val="40"/>
         </w:rPr>
-        <w:t>13.06.2026</w:t>
+        <w:t>14.06.2026</w:t>
       </w:r>
     </w:p>
     <w:p>
@@ -186,19 +258,68 @@
           <w:sz w:val="40"/>
           <w:szCs w:val="40"/>
         </w:rPr>
-        <w:t xml:space="preserve">Stworzenie testowego programu do sprawdzania pozycji punktu względem gracza, kąta </w:t>
-      </w:r>
-      <w:r>
-        <w:rPr>
-          <w:sz w:val="40"/>
-          <w:szCs w:val="40"/>
-        </w:rPr>
-        <w:t>pod jakim go widzi i odległości od niego.</w:t>
+        <w:t>Zmiana oblicz</w:t>
+      </w:r>
+      <w:r>
+        <w:rPr>
+          <w:sz w:val="40"/>
+          <w:szCs w:val="40"/>
+        </w:rPr>
+        <w:t>a</w:t>
+      </w:r>
+      <w:r>
+        <w:rPr>
+          <w:sz w:val="40"/>
+          <w:szCs w:val="40"/>
+        </w:rPr>
+        <w:t>nego kąta w testowym programie z zakresu od -180</w:t>
+      </w:r>
+      <w:r>
+        <w:rPr>
+          <w:sz w:val="40"/>
+          <w:szCs w:val="40"/>
+        </w:rPr>
+        <w:t>°</w:t>
+      </w:r>
+      <w:r>
+        <w:rPr>
+          <w:sz w:val="40"/>
+          <w:szCs w:val="40"/>
+        </w:rPr>
+        <w:t xml:space="preserve"> do 180</w:t>
+      </w:r>
+      <w:r>
+        <w:rPr>
+          <w:sz w:val="40"/>
+          <w:szCs w:val="40"/>
+        </w:rPr>
+        <w:t>°</w:t>
+      </w:r>
+      <w:r>
+        <w:rPr>
+          <w:sz w:val="40"/>
+          <w:szCs w:val="40"/>
+        </w:rPr>
+        <w:t xml:space="preserve"> na kołowy 360</w:t>
+      </w:r>
+      <w:r>
+        <w:rPr>
+          <w:sz w:val="40"/>
+          <w:szCs w:val="40"/>
+        </w:rPr>
+        <w:t>°</w:t>
+      </w:r>
+      <w:r>
+        <w:rPr>
+          <w:sz w:val="40"/>
+          <w:szCs w:val="40"/>
+        </w:rPr>
+        <w:t>.</w:t>
       </w:r>
     </w:p>
     <w:sectPr>
       <w:pgSz w:w="11906" w:h="16838"/>
-      <w:pgMar w:top="1417" w:right="1417" w:bottom="1417" w:left="1417" w:header="708" w:footer="708" w:gutter="0"/>
+      <w:pgMar w:top="709" w:right="1417" w:bottom="567" w:left="1417" w:header="708" w:footer="708" w:gutter="0"/>
       <w:cols w:space="708"/>
       <w:docGrid w:linePitch="360"/>
     </w:sectPr>
@@ -809,7 +930,6 @@
   <w:style w:type="character" w:default="1" w:styleId="Domylnaczcionkaakapitu">
     <w:name w:val="Default Paragraph Font"/>
     <w:uiPriority w:val="1"/>
-    <w:semiHidden/>
     <w:unhideWhenUsed/>
   </w:style>
   <w:style w:type="table" w:default="1" w:styleId="Standardowy">
